--- a/testakten/erbstreit-krypto-multisig-edelmann-stuttgart/03_testament_09_11_2019_volltext.docx
+++ b/testakten/erbstreit-krypto-multisig-edelmann-stuttgart/03_testament_09_11_2019_volltext.docx
@@ -372,7 +372,7 @@
         <w:rPr>
           <w:rFonts w:ascii="Times New Roman" w:hAnsi="Times New Roman"/>
         </w:rPr>
-        <w:t>2.1 Eigenhändigkeit (§ 2247 BGB)</w:t>
+        <w:t>2.1 Eigenhändigkeit (Paragraf 2247 BGB)</w:t>
       </w:r>
     </w:p>
     <w:p>
@@ -413,7 +413,7 @@
         <w:jc w:val="left"/>
       </w:pPr>
       <w:r>
-        <w:t>Datum und Ort angegeben (Stuttgart, 9. November 2019). Vollständig iSd § 2247 Abs. 2 BGB.</w:t>
+        <w:t>Datum und Ort angegeben (Stuttgart, 9. November 2019). Vollständig iSd Paragraf 2247 Abs. 2 BGB.</w:t>
       </w:r>
     </w:p>
     <w:p>
@@ -482,7 +482,7 @@
         <w:jc w:val="left"/>
       </w:pPr>
       <w:r>
-        <w:t>Das Testament bezeichnet das Wohnrecht als „Vorausvermächtnis". § 2150 BGB regelt, dass ein Vorausvermächtnis nicht auf den Erbteil des Begünstigten angerechnet wird. Marlies erhält das Wohnrecht also zusätzlich zu ihrem 1/4-Erbteil.</w:t>
+        <w:t>Das Testament bezeichnet das Wohnrecht als „Vorausvermächtnis". Paragraf 2150 BGB regelt, dass ein Vorausvermächtnis nicht auf den Erbteil des Begünstigten angerechnet wird. Marlies erhält das Wohnrecht also zusätzlich zu ihrem 1/4-Erbteil.</w:t>
       </w:r>
     </w:p>
     <w:p>
@@ -490,7 +490,7 @@
         <w:jc w:val="left"/>
       </w:pPr>
       <w:r>
-        <w:t>Das Wohnrecht ist eine beschränkte persönliche Dienstbarkeit nach § 1093 BGB. Sein Kapitalwert ist erheblich: Bei einem Grundstückswert von ca. 1,85 Mio. EUR, einem Rentenbarwertfaktor für Marlies' Lebenserwartung (Alter 61, stat. Lebenserwartung ca. 25 Jahre) und einem Wohnrechtsanteil am Gesamtwert von etwa 45–55 % ergibt sich ein Barwert des Wohnrechts von geschätzt 280.000–400.000 EUR.</w:t>
+        <w:t>Das Wohnrecht ist eine beschränkte persönliche Dienstbarkeit nach Paragraf 1093 BGB. Sein Kapitalwert ist erheblich: Bei einem Grundstückswert von ca. 1,85 Mio. EUR, einem Rentenbarwertfaktor für Marlies' Lebenserwartung (Alter 61, stat. Lebenserwartung ca. 25 Jahre) und einem Wohnrechtsanteil am Gesamtwert von etwa 45–55 % ergibt sich ein Barwert des Wohnrechts von geschätzt 280.000–400.000 EUR.</w:t>
       </w:r>
     </w:p>
     <w:p>
@@ -565,7 +565,7 @@
         <w:t>Bgd.:</w:t>
       </w:r>
       <w:r>
-        <w:t xml:space="preserve"> Die Anrechnungsklausel im Testament verdrängt nicht die Pflichtteilsergänzungsvorschriften (§§ 2325 ff. BGB), sie ergänzt diese nur im Innenverhältnis der Erben. Für die Pflichtteilsergänzung gelten die gesetzlichen Regeln (Zehn-Jahres-Frist, Abschmelzung).</w:t>
+        <w:t xml:space="preserve"> Die Anrechnungsklausel im Testament verdrängt nicht die Pflichtteilsergänzungsvorschriften (Paragrafen 2325 ff. BGB), sie ergänzt diese nur im Innenverhältnis der Erben. Für die Pflichtteilsergänzung gelten die gesetzlichen Regeln (Zehn-Jahres-Frist, Abschmelzung).</w:t>
       </w:r>
     </w:p>
     <w:p>
@@ -611,7 +611,7 @@
         <w:jc w:val="left"/>
       </w:pPr>
       <w:r>
-        <w:t>RA Dr. Friedrich Trotz ist im Oktober 2023 verstorben. Das Amt des Testamentsvollstreckers wird damit hinfällig (§ 2225 BGB). Das Testament benennt keinen Ersatztestamentsvollstrecker. Ob das Nachlassgericht auf Antrag einen Ersatztestamentsvollstrecker bestellen kann, wird in Aktenstück 15 erörtert.</w:t>
+        <w:t>RA Dr. Friedrich Trotz ist im Oktober 2023 verstorben. Das Amt des Testamentsvollstreckers wird damit hinfällig (Paragraf 2225 BGB). Das Testament benennt keinen Ersatztestamentsvollstrecker. Ob das Nachlassgericht auf Antrag einen Ersatztestamentsvollstrecker bestellen kann, wird in Aktenstück 15 erörtert.</w:t>
       </w:r>
     </w:p>
     <w:p>
@@ -630,7 +630,7 @@
         <w:jc w:val="left"/>
       </w:pPr>
       <w:r>
-        <w:t>Der Notarvermerk vom 14.06.2023 (→ Aktenstück 04) enthält keine eigenständige letztwillige Verfügung; er ist für die Testamentsauslegung allenfalls als Auslegungshilfe iSd §§ 133, 2084 BGB heranzuziehen, wenn Edelmanns Wille unklar ist. Die Äußerung gegenüber Welz, das Testament solle „im Lichte der Schenkungen an Constantin reduziert werden", deutet auf einen Willen zur Änderung hin, der aber mangels gültigem Testament ohne Rechtswirkung blieb.</w:t>
+        <w:t>Der Notarvermerk vom 14.06.2023 (→ Aktenstück 04) enthält keine eigenständige letztwillige Verfügung; er ist für die Testamentsauslegung allenfalls als Auslegungshilfe iSd Paragrafen 133, 2084 BGB heranzuziehen, wenn Edelmanns Wille unklar ist. Die Äußerung gegenüber Welz, das Testament solle „im Lichte der Schenkungen an Constantin reduziert werden", deutet auf einen Willen zur Änderung hin, der aber mangels gültigem Testament ohne Rechtswirkung blieb.</w:t>
       </w:r>
     </w:p>
     <w:p/>
